--- a/backend-exhibits/Outlook to Outlook Standard Plan - Standard Include.docx
+++ b/backend-exhibits/Outlook to Outlook Standard Plan - Standard Include.docx
@@ -45,7 +45,7 @@
               <w:spacing w:line="240" w:lineRule="auto"/>
               <w:jc w:val="center"/>
               <w:rPr>
-                <w:rFonts w:ascii="Arial" w:eastAsia="Times New Roman" w:hAnsi="Arial" w:cs="Arial"/>
+                <w:rFonts w:ascii="Arial" w:hAnsi="Arial" w:cs="Arial" w:eastAsia="Arial"/>
                 <w:b/>
                 <w:bCs/>
                 <w:sz w:val="21"/>
@@ -54,7 +54,7 @@
             </w:pPr>
             <w:r>
               <w:rPr>
-                <w:rFonts w:ascii="Arial" w:hAnsi="Arial" w:cs="Arial"/>
+                <w:rFonts w:ascii="Arial" w:hAnsi="Arial" w:cs="Arial" w:eastAsia="Arial"/>
                 <w:b/>
                 <w:bCs/>
                 <w:sz w:val="21"/>
@@ -64,7 +64,7 @@
             </w:r>
             <w:r>
               <w:rPr>
-                <w:rFonts w:ascii="Arial" w:hAnsi="Arial" w:cs="Arial"/>
+                <w:rFonts w:ascii="Arial" w:hAnsi="Arial" w:cs="Arial" w:eastAsia="Arial"/>
                 <w:b/>
                 <w:bCs/>
                 <w:sz w:val="21"/>
@@ -74,7 +74,7 @@
             </w:r>
             <w:r>
               <w:rPr>
-                <w:rFonts w:ascii="Arial" w:hAnsi="Arial" w:cs="Arial"/>
+                <w:rFonts w:ascii="Arial" w:hAnsi="Arial" w:cs="Arial" w:eastAsia="Arial"/>
                 <w:b/>
                 <w:bCs/>
                 <w:sz w:val="21"/>
@@ -84,7 +84,7 @@
             </w:r>
             <w:r>
               <w:rPr>
-                <w:rFonts w:ascii="Arial" w:hAnsi="Arial" w:cs="Arial"/>
+                <w:rFonts w:ascii="Arial" w:hAnsi="Arial" w:cs="Arial" w:eastAsia="Arial"/>
                 <w:b/>
                 <w:bCs/>
                 <w:sz w:val="21"/>
@@ -95,7 +95,7 @@
             <w:proofErr w:type="spellStart"/>
             <w:r>
               <w:rPr>
-                <w:rFonts w:ascii="Arial" w:hAnsi="Arial" w:cs="Arial"/>
+                <w:rFonts w:ascii="Arial" w:hAnsi="Arial" w:cs="Arial" w:eastAsia="Arial"/>
                 <w:b/>
                 <w:bCs/>
                 <w:sz w:val="21"/>
@@ -106,7 +106,7 @@
             <w:proofErr w:type="spellEnd"/>
             <w:r>
               <w:rPr>
-                <w:rFonts w:ascii="Arial" w:hAnsi="Arial" w:cs="Arial"/>
+                <w:rFonts w:ascii="Arial" w:hAnsi="Arial" w:cs="Arial" w:eastAsia="Arial"/>
                 <w:b/>
                 <w:bCs/>
                 <w:sz w:val="21"/>
@@ -119,7 +119,7 @@
             <w:pPr>
               <w:ind w:left="4"/>
               <w:rPr>
-                <w:rFonts w:ascii="Arial" w:hAnsi="Arial" w:cs="Arial"/>
+                <w:rFonts w:ascii="Arial" w:hAnsi="Arial" w:cs="Arial" w:eastAsia="Arial"/>
                 <w:sz w:val="21"/>
                 <w:szCs w:val="21"/>
               </w:rPr>
@@ -145,14 +145,14 @@
             <w:pPr>
               <w:spacing w:line="240" w:lineRule="auto"/>
               <w:rPr>
-                <w:rFonts w:ascii="Arial" w:eastAsia="Times New Roman" w:hAnsi="Arial" w:cs="Arial"/>
-                <w:sz w:val="21"/>
-                <w:szCs w:val="21"/>
-              </w:rPr>
-            </w:pPr>
-            <w:r>
-              <w:rPr>
-                <w:rFonts w:ascii="Arial" w:hAnsi="Arial" w:cs="Arial"/>
+                <w:rFonts w:ascii="Arial" w:hAnsi="Arial" w:cs="Arial" w:eastAsia="Arial"/>
+                <w:sz w:val="21"/>
+                <w:szCs w:val="21"/>
+              </w:rPr>
+            </w:pPr>
+            <w:r>
+              <w:rPr>
+                <w:rFonts w:ascii="Arial" w:hAnsi="Arial" w:cs="Arial" w:eastAsia="Arial"/>
                 <w:sz w:val="21"/>
                 <w:szCs w:val="21"/>
               </w:rPr>
@@ -163,7 +163,7 @@
             <w:pPr>
               <w:ind w:left="4"/>
               <w:rPr>
-                <w:rFonts w:ascii="Arial" w:hAnsi="Arial" w:cs="Arial"/>
+                <w:rFonts w:ascii="Arial" w:hAnsi="Arial" w:cs="Arial" w:eastAsia="Arial"/>
                 <w:sz w:val="21"/>
                 <w:szCs w:val="21"/>
               </w:rPr>
@@ -184,14 +184,14 @@
             <w:pPr>
               <w:spacing w:line="240" w:lineRule="auto"/>
               <w:rPr>
-                <w:rFonts w:ascii="Arial" w:hAnsi="Arial" w:cs="Arial"/>
-                <w:sz w:val="21"/>
-                <w:szCs w:val="21"/>
-              </w:rPr>
-            </w:pPr>
-            <w:r>
-              <w:rPr>
-                <w:rFonts w:ascii="Arial" w:hAnsi="Arial" w:cs="Arial"/>
+                <w:rFonts w:ascii="Arial" w:hAnsi="Arial" w:cs="Arial" w:eastAsia="Arial"/>
+                <w:sz w:val="21"/>
+                <w:szCs w:val="21"/>
+              </w:rPr>
+            </w:pPr>
+            <w:r>
+              <w:rPr>
+                <w:rFonts w:ascii="Arial" w:hAnsi="Arial" w:cs="Arial" w:eastAsia="Arial"/>
                 <w:sz w:val="21"/>
                 <w:szCs w:val="21"/>
               </w:rPr>
@@ -218,14 +218,14 @@
             <w:pPr>
               <w:spacing w:line="240" w:lineRule="auto"/>
               <w:rPr>
-                <w:rFonts w:ascii="Arial" w:eastAsia="Times New Roman" w:hAnsi="Arial" w:cs="Arial"/>
-                <w:sz w:val="21"/>
-                <w:szCs w:val="21"/>
-              </w:rPr>
-            </w:pPr>
-            <w:r>
-              <w:rPr>
-                <w:rFonts w:ascii="Arial" w:hAnsi="Arial" w:cs="Arial"/>
+                <w:rFonts w:ascii="Arial" w:hAnsi="Arial" w:cs="Arial" w:eastAsia="Arial"/>
+                <w:sz w:val="21"/>
+                <w:szCs w:val="21"/>
+              </w:rPr>
+            </w:pPr>
+            <w:r>
+              <w:rPr>
+                <w:rFonts w:ascii="Arial" w:hAnsi="Arial" w:cs="Arial" w:eastAsia="Arial"/>
                 <w:sz w:val="21"/>
                 <w:szCs w:val="21"/>
               </w:rPr>
@@ -236,7 +236,7 @@
             <w:pPr>
               <w:ind w:left="4"/>
               <w:rPr>
-                <w:rFonts w:ascii="Arial" w:hAnsi="Arial" w:cs="Arial"/>
+                <w:rFonts w:ascii="Arial" w:hAnsi="Arial" w:cs="Arial" w:eastAsia="Arial"/>
                 <w:sz w:val="21"/>
                 <w:szCs w:val="21"/>
               </w:rPr>
@@ -258,14 +258,14 @@
             <w:pPr>
               <w:spacing w:line="240" w:lineRule="auto"/>
               <w:rPr>
-                <w:rFonts w:ascii="Arial" w:hAnsi="Arial" w:cs="Arial"/>
-                <w:sz w:val="21"/>
-                <w:szCs w:val="21"/>
-              </w:rPr>
-            </w:pPr>
-            <w:r>
-              <w:rPr>
-                <w:rFonts w:ascii="Arial" w:hAnsi="Arial" w:cs="Arial"/>
+                <w:rFonts w:ascii="Arial" w:hAnsi="Arial" w:cs="Arial" w:eastAsia="Arial"/>
+                <w:sz w:val="21"/>
+                <w:szCs w:val="21"/>
+              </w:rPr>
+            </w:pPr>
+            <w:r>
+              <w:rPr>
+                <w:rFonts w:ascii="Arial" w:hAnsi="Arial" w:cs="Arial" w:eastAsia="Arial"/>
                 <w:sz w:val="21"/>
                 <w:szCs w:val="21"/>
               </w:rPr>
@@ -292,14 +292,14 @@
             <w:pPr>
               <w:spacing w:line="240" w:lineRule="auto"/>
               <w:rPr>
-                <w:rFonts w:ascii="Arial" w:eastAsia="Times New Roman" w:hAnsi="Arial" w:cs="Arial"/>
-                <w:sz w:val="21"/>
-                <w:szCs w:val="21"/>
-              </w:rPr>
-            </w:pPr>
-            <w:r>
-              <w:rPr>
-                <w:rFonts w:ascii="Arial" w:hAnsi="Arial" w:cs="Arial"/>
+                <w:rFonts w:ascii="Arial" w:hAnsi="Arial" w:cs="Arial" w:eastAsia="Arial"/>
+                <w:sz w:val="21"/>
+                <w:szCs w:val="21"/>
+              </w:rPr>
+            </w:pPr>
+            <w:r>
+              <w:rPr>
+                <w:rFonts w:ascii="Arial" w:hAnsi="Arial" w:cs="Arial" w:eastAsia="Arial"/>
                 <w:sz w:val="21"/>
                 <w:szCs w:val="21"/>
               </w:rPr>
@@ -307,7 +307,7 @@
             </w:r>
             <w:r>
               <w:rPr>
-                <w:rFonts w:ascii="Arial" w:hAnsi="Arial" w:cs="Arial"/>
+                <w:rFonts w:ascii="Arial" w:hAnsi="Arial" w:cs="Arial" w:eastAsia="Arial"/>
                 <w:sz w:val="21"/>
                 <w:szCs w:val="21"/>
               </w:rPr>
@@ -318,7 +318,7 @@
             <w:pPr>
               <w:ind w:left="4"/>
               <w:rPr>
-                <w:rFonts w:ascii="Arial" w:hAnsi="Arial" w:cs="Arial"/>
+                <w:rFonts w:ascii="Arial" w:hAnsi="Arial" w:cs="Arial" w:eastAsia="Arial"/>
                 <w:sz w:val="21"/>
                 <w:szCs w:val="21"/>
               </w:rPr>
@@ -339,14 +339,14 @@
             <w:pPr>
               <w:spacing w:line="240" w:lineRule="auto"/>
               <w:rPr>
-                <w:rFonts w:ascii="Arial" w:hAnsi="Arial" w:cs="Arial"/>
-                <w:sz w:val="21"/>
-                <w:szCs w:val="21"/>
-              </w:rPr>
-            </w:pPr>
-            <w:r>
-              <w:rPr>
-                <w:rFonts w:ascii="Arial" w:hAnsi="Arial" w:cs="Arial"/>
+                <w:rFonts w:ascii="Arial" w:hAnsi="Arial" w:cs="Arial" w:eastAsia="Arial"/>
+                <w:sz w:val="21"/>
+                <w:szCs w:val="21"/>
+              </w:rPr>
+            </w:pPr>
+            <w:r>
+              <w:rPr>
+                <w:rFonts w:ascii="Arial" w:hAnsi="Arial" w:cs="Arial" w:eastAsia="Arial"/>
                 <w:sz w:val="21"/>
                 <w:szCs w:val="21"/>
               </w:rPr>
@@ -373,14 +373,14 @@
             <w:pPr>
               <w:spacing w:line="240" w:lineRule="auto"/>
               <w:rPr>
-                <w:rFonts w:ascii="Arial" w:hAnsi="Arial" w:cs="Arial"/>
-                <w:sz w:val="21"/>
-                <w:szCs w:val="21"/>
-              </w:rPr>
-            </w:pPr>
-            <w:r>
-              <w:rPr>
-                <w:rFonts w:ascii="Arial" w:hAnsi="Arial" w:cs="Arial"/>
+                <w:rFonts w:ascii="Arial" w:hAnsi="Arial" w:cs="Arial" w:eastAsia="Arial"/>
+                <w:sz w:val="21"/>
+                <w:szCs w:val="21"/>
+              </w:rPr>
+            </w:pPr>
+            <w:r>
+              <w:rPr>
+                <w:rFonts w:ascii="Arial" w:hAnsi="Arial" w:cs="Arial" w:eastAsia="Arial"/>
                 <w:sz w:val="21"/>
                 <w:szCs w:val="21"/>
               </w:rPr>
@@ -402,14 +402,14 @@
             <w:pPr>
               <w:spacing w:line="240" w:lineRule="auto"/>
               <w:rPr>
-                <w:rFonts w:ascii="Arial" w:hAnsi="Arial" w:cs="Arial"/>
-                <w:sz w:val="21"/>
-                <w:szCs w:val="21"/>
-              </w:rPr>
-            </w:pPr>
-            <w:r>
-              <w:rPr>
-                <w:rFonts w:ascii="Arial" w:hAnsi="Arial" w:cs="Arial"/>
+                <w:rFonts w:ascii="Arial" w:hAnsi="Arial" w:cs="Arial" w:eastAsia="Arial"/>
+                <w:sz w:val="21"/>
+                <w:szCs w:val="21"/>
+              </w:rPr>
+            </w:pPr>
+            <w:r>
+              <w:rPr>
+                <w:rFonts w:ascii="Arial" w:hAnsi="Arial" w:cs="Arial" w:eastAsia="Arial"/>
                 <w:sz w:val="21"/>
                 <w:szCs w:val="21"/>
               </w:rPr>
@@ -417,7 +417,7 @@
             </w:r>
             <w:r>
               <w:rPr>
-                <w:rFonts w:ascii="Arial" w:hAnsi="Arial" w:cs="Arial"/>
+                <w:rFonts w:ascii="Arial" w:hAnsi="Arial" w:cs="Arial" w:eastAsia="Arial"/>
                 <w:sz w:val="21"/>
                 <w:szCs w:val="21"/>
               </w:rPr>
@@ -445,14 +445,14 @@
             <w:pPr>
               <w:spacing w:line="240" w:lineRule="auto"/>
               <w:rPr>
-                <w:rFonts w:ascii="Arial" w:hAnsi="Arial" w:cs="Arial"/>
-                <w:sz w:val="21"/>
-                <w:szCs w:val="21"/>
-              </w:rPr>
-            </w:pPr>
-            <w:r>
-              <w:rPr>
-                <w:rFonts w:ascii="Arial" w:hAnsi="Arial" w:cs="Arial"/>
+                <w:rFonts w:ascii="Arial" w:hAnsi="Arial" w:cs="Arial" w:eastAsia="Arial"/>
+                <w:sz w:val="21"/>
+                <w:szCs w:val="21"/>
+              </w:rPr>
+            </w:pPr>
+            <w:r>
+              <w:rPr>
+                <w:rFonts w:ascii="Arial" w:hAnsi="Arial" w:cs="Arial" w:eastAsia="Arial"/>
                 <w:sz w:val="21"/>
                 <w:szCs w:val="21"/>
               </w:rPr>
@@ -474,14 +474,14 @@
             <w:pPr>
               <w:spacing w:line="240" w:lineRule="auto"/>
               <w:rPr>
-                <w:rFonts w:ascii="Arial" w:hAnsi="Arial" w:cs="Arial"/>
-                <w:sz w:val="21"/>
-                <w:szCs w:val="21"/>
-              </w:rPr>
-            </w:pPr>
-            <w:r>
-              <w:rPr>
-                <w:rFonts w:ascii="Arial" w:hAnsi="Arial" w:cs="Arial"/>
+                <w:rFonts w:ascii="Arial" w:hAnsi="Arial" w:cs="Arial" w:eastAsia="Arial"/>
+                <w:sz w:val="21"/>
+                <w:szCs w:val="21"/>
+              </w:rPr>
+            </w:pPr>
+            <w:r>
+              <w:rPr>
+                <w:rFonts w:ascii="Arial" w:hAnsi="Arial" w:cs="Arial" w:eastAsia="Arial"/>
                 <w:sz w:val="21"/>
                 <w:szCs w:val="21"/>
               </w:rPr>
@@ -508,14 +508,14 @@
             <w:pPr>
               <w:spacing w:line="240" w:lineRule="auto"/>
               <w:rPr>
-                <w:rFonts w:ascii="Arial" w:hAnsi="Arial" w:cs="Arial"/>
-                <w:sz w:val="21"/>
-                <w:szCs w:val="21"/>
-              </w:rPr>
-            </w:pPr>
-            <w:r>
-              <w:rPr>
-                <w:rFonts w:ascii="Arial" w:hAnsi="Arial" w:cs="Arial"/>
+                <w:rFonts w:ascii="Arial" w:hAnsi="Arial" w:cs="Arial" w:eastAsia="Arial"/>
+                <w:sz w:val="21"/>
+                <w:szCs w:val="21"/>
+              </w:rPr>
+            </w:pPr>
+            <w:r>
+              <w:rPr>
+                <w:rFonts w:ascii="Arial" w:hAnsi="Arial" w:cs="Arial" w:eastAsia="Arial"/>
                 <w:sz w:val="21"/>
                 <w:szCs w:val="21"/>
               </w:rPr>
@@ -537,14 +537,14 @@
             <w:pPr>
               <w:spacing w:line="240" w:lineRule="auto"/>
               <w:rPr>
-                <w:rFonts w:ascii="Arial" w:hAnsi="Arial" w:cs="Arial"/>
-                <w:sz w:val="21"/>
-                <w:szCs w:val="21"/>
-              </w:rPr>
-            </w:pPr>
-            <w:r>
-              <w:rPr>
-                <w:rFonts w:ascii="Arial" w:hAnsi="Arial" w:cs="Arial"/>
+                <w:rFonts w:ascii="Arial" w:hAnsi="Arial" w:cs="Arial" w:eastAsia="Arial"/>
+                <w:sz w:val="21"/>
+                <w:szCs w:val="21"/>
+              </w:rPr>
+            </w:pPr>
+            <w:r>
+              <w:rPr>
+                <w:rFonts w:ascii="Arial" w:hAnsi="Arial" w:cs="Arial" w:eastAsia="Arial"/>
                 <w:sz w:val="21"/>
                 <w:szCs w:val="21"/>
               </w:rPr>
@@ -571,14 +571,14 @@
             <w:pPr>
               <w:spacing w:line="240" w:lineRule="auto"/>
               <w:rPr>
-                <w:rFonts w:ascii="Arial" w:hAnsi="Arial" w:cs="Arial"/>
-                <w:sz w:val="21"/>
-                <w:szCs w:val="21"/>
-              </w:rPr>
-            </w:pPr>
-            <w:r>
-              <w:rPr>
-                <w:rFonts w:ascii="Arial" w:hAnsi="Arial" w:cs="Arial"/>
+                <w:rFonts w:ascii="Arial" w:hAnsi="Arial" w:cs="Arial" w:eastAsia="Arial"/>
+                <w:sz w:val="21"/>
+                <w:szCs w:val="21"/>
+              </w:rPr>
+            </w:pPr>
+            <w:r>
+              <w:rPr>
+                <w:rFonts w:ascii="Arial" w:hAnsi="Arial" w:cs="Arial" w:eastAsia="Arial"/>
                 <w:sz w:val="21"/>
                 <w:szCs w:val="21"/>
               </w:rPr>
@@ -600,14 +600,14 @@
             <w:pPr>
               <w:spacing w:line="240" w:lineRule="auto"/>
               <w:rPr>
-                <w:rFonts w:ascii="Arial" w:hAnsi="Arial" w:cs="Arial"/>
-                <w:sz w:val="21"/>
-                <w:szCs w:val="21"/>
-              </w:rPr>
-            </w:pPr>
-            <w:r>
-              <w:rPr>
-                <w:rFonts w:ascii="Arial" w:hAnsi="Arial" w:cs="Arial"/>
+                <w:rFonts w:ascii="Arial" w:hAnsi="Arial" w:cs="Arial" w:eastAsia="Arial"/>
+                <w:sz w:val="21"/>
+                <w:szCs w:val="21"/>
+              </w:rPr>
+            </w:pPr>
+            <w:r>
+              <w:rPr>
+                <w:rFonts w:ascii="Arial" w:hAnsi="Arial" w:cs="Arial" w:eastAsia="Arial"/>
                 <w:sz w:val="21"/>
                 <w:szCs w:val="21"/>
               </w:rPr>
@@ -634,14 +634,14 @@
             <w:pPr>
               <w:spacing w:line="240" w:lineRule="auto"/>
               <w:rPr>
-                <w:rFonts w:ascii="Arial" w:hAnsi="Arial" w:cs="Arial"/>
-                <w:sz w:val="21"/>
-                <w:szCs w:val="21"/>
-              </w:rPr>
-            </w:pPr>
-            <w:r>
-              <w:rPr>
-                <w:rFonts w:ascii="Arial" w:hAnsi="Arial" w:cs="Arial"/>
+                <w:rFonts w:ascii="Arial" w:hAnsi="Arial" w:cs="Arial" w:eastAsia="Arial"/>
+                <w:sz w:val="21"/>
+                <w:szCs w:val="21"/>
+              </w:rPr>
+            </w:pPr>
+            <w:r>
+              <w:rPr>
+                <w:rFonts w:ascii="Arial" w:hAnsi="Arial" w:cs="Arial" w:eastAsia="Arial"/>
                 <w:sz w:val="21"/>
                 <w:szCs w:val="21"/>
               </w:rPr>
@@ -663,14 +663,14 @@
             <w:pPr>
               <w:spacing w:line="240" w:lineRule="auto"/>
               <w:rPr>
-                <w:rFonts w:ascii="Arial" w:hAnsi="Arial" w:cs="Arial"/>
-                <w:sz w:val="21"/>
-                <w:szCs w:val="21"/>
-              </w:rPr>
-            </w:pPr>
-            <w:r>
-              <w:rPr>
-                <w:rFonts w:ascii="Arial" w:hAnsi="Arial" w:cs="Arial"/>
+                <w:rFonts w:ascii="Arial" w:hAnsi="Arial" w:cs="Arial" w:eastAsia="Arial"/>
+                <w:sz w:val="21"/>
+                <w:szCs w:val="21"/>
+              </w:rPr>
+            </w:pPr>
+            <w:r>
+              <w:rPr>
+                <w:rFonts w:ascii="Arial" w:hAnsi="Arial" w:cs="Arial" w:eastAsia="Arial"/>
                 <w:sz w:val="21"/>
                 <w:szCs w:val="21"/>
               </w:rPr>
@@ -697,14 +697,14 @@
             <w:pPr>
               <w:spacing w:line="240" w:lineRule="auto"/>
               <w:rPr>
-                <w:rFonts w:ascii="Arial" w:hAnsi="Arial" w:cs="Arial"/>
-                <w:sz w:val="21"/>
-                <w:szCs w:val="21"/>
-              </w:rPr>
-            </w:pPr>
-            <w:r>
-              <w:rPr>
-                <w:rFonts w:ascii="Arial" w:hAnsi="Arial" w:cs="Arial"/>
+                <w:rFonts w:ascii="Arial" w:hAnsi="Arial" w:cs="Arial" w:eastAsia="Arial"/>
+                <w:sz w:val="21"/>
+                <w:szCs w:val="21"/>
+              </w:rPr>
+            </w:pPr>
+            <w:r>
+              <w:rPr>
+                <w:rFonts w:ascii="Arial" w:hAnsi="Arial" w:cs="Arial" w:eastAsia="Arial"/>
                 <w:sz w:val="21"/>
                 <w:szCs w:val="21"/>
               </w:rPr>
@@ -713,7 +713,7 @@
             <w:proofErr w:type="gramStart"/>
             <w:r>
               <w:rPr>
-                <w:rFonts w:ascii="Arial" w:hAnsi="Arial" w:cs="Arial"/>
+                <w:rFonts w:ascii="Arial" w:hAnsi="Arial" w:cs="Arial" w:eastAsia="Arial"/>
                 <w:sz w:val="21"/>
                 <w:szCs w:val="21"/>
               </w:rPr>
@@ -736,14 +736,14 @@
             <w:pPr>
               <w:spacing w:line="240" w:lineRule="auto"/>
               <w:rPr>
-                <w:rFonts w:ascii="Arial" w:hAnsi="Arial" w:cs="Arial"/>
-                <w:sz w:val="21"/>
-                <w:szCs w:val="21"/>
-              </w:rPr>
-            </w:pPr>
-            <w:r>
-              <w:rPr>
-                <w:rFonts w:ascii="Arial" w:hAnsi="Arial" w:cs="Arial"/>
+                <w:rFonts w:ascii="Arial" w:hAnsi="Arial" w:cs="Arial" w:eastAsia="Arial"/>
+                <w:sz w:val="21"/>
+                <w:szCs w:val="21"/>
+              </w:rPr>
+            </w:pPr>
+            <w:r>
+              <w:rPr>
+                <w:rFonts w:ascii="Arial" w:hAnsi="Arial" w:cs="Arial" w:eastAsia="Arial"/>
                 <w:sz w:val="21"/>
                 <w:szCs w:val="21"/>
               </w:rPr>
@@ -770,7 +770,7 @@
             <w:pPr>
               <w:spacing w:line="240" w:lineRule="auto"/>
               <w:rPr>
-                <w:rFonts w:ascii="Arial" w:hAnsi="Arial" w:cs="Arial"/>
+                <w:rFonts w:ascii="Arial" w:hAnsi="Arial" w:cs="Arial" w:eastAsia="Arial"/>
                 <w:sz w:val="21"/>
                 <w:szCs w:val="21"/>
               </w:rPr>
@@ -778,7 +778,7 @@
             <w:proofErr w:type="spellStart"/>
             <w:r>
               <w:rPr>
-                <w:rFonts w:ascii="Arial" w:hAnsi="Arial" w:cs="Arial"/>
+                <w:rFonts w:ascii="Arial" w:hAnsi="Arial" w:cs="Arial" w:eastAsia="Arial"/>
                 <w:sz w:val="21"/>
                 <w:szCs w:val="21"/>
               </w:rPr>
@@ -787,7 +787,7 @@
             <w:proofErr w:type="spellEnd"/>
             <w:r>
               <w:rPr>
-                <w:rFonts w:ascii="Arial" w:hAnsi="Arial" w:cs="Arial"/>
+                <w:rFonts w:ascii="Arial" w:hAnsi="Arial" w:cs="Arial" w:eastAsia="Arial"/>
                 <w:sz w:val="21"/>
                 <w:szCs w:val="21"/>
               </w:rPr>
@@ -809,14 +809,14 @@
             <w:pPr>
               <w:spacing w:line="240" w:lineRule="auto"/>
               <w:rPr>
-                <w:rFonts w:ascii="Arial" w:hAnsi="Arial" w:cs="Arial"/>
-                <w:sz w:val="21"/>
-                <w:szCs w:val="21"/>
-              </w:rPr>
-            </w:pPr>
-            <w:r>
-              <w:rPr>
-                <w:rFonts w:ascii="Arial" w:hAnsi="Arial" w:cs="Arial"/>
+                <w:rFonts w:ascii="Arial" w:hAnsi="Arial" w:cs="Arial" w:eastAsia="Arial"/>
+                <w:sz w:val="21"/>
+                <w:szCs w:val="21"/>
+              </w:rPr>
+            </w:pPr>
+            <w:r>
+              <w:rPr>
+                <w:rFonts w:ascii="Arial" w:hAnsi="Arial" w:cs="Arial" w:eastAsia="Arial"/>
                 <w:sz w:val="21"/>
                 <w:szCs w:val="21"/>
               </w:rPr>
@@ -841,10 +841,10 @@
   <w:docDefaults>
     <w:rPrDefault>
       <w:rPr>
-        <w:rFonts w:asciiTheme="minorHAnsi" w:eastAsiaTheme="minorEastAsia" w:hAnsiTheme="minorHAnsi" w:cstheme="minorBidi"/>
+        <w:rFonts w:ascii="Arial" w:hAnsi="Arial" w:cs="Arial" w:eastAsia="Arial"/>
         <w:kern w:val="2"/>
-        <w:sz w:val="24"/>
-        <w:szCs w:val="24"/>
+        <w:sz w:val="21"/>
+        <w:szCs w:val="21"/>
         <w:lang w:val="en-IN" w:eastAsia="en-IN" w:bidi="ar-SA"/>
         <w14:ligatures w14:val="standardContextual"/>
       </w:rPr>
@@ -1240,9 +1240,9 @@
       <w:spacing w:line="259" w:lineRule="auto"/>
     </w:pPr>
     <w:rPr>
-      <w:rFonts w:ascii="Calibri" w:eastAsia="Calibri" w:hAnsi="Calibri" w:cs="Calibri"/>
+      <w:rFonts w:ascii="Arial" w:hAnsi="Arial" w:cs="Arial" w:eastAsia="Arial"/>
       <w:color w:val="000000"/>
-      <w:sz w:val="22"/>
+      <w:sz w:val="21"/>
     </w:rPr>
   </w:style>
   <w:style w:type="character" w:default="1" w:styleId="DefaultParagraphFont">
